--- a/guides/cae-rtl-handout.docx
+++ b/guides/cae-rtl-handout.docx
@@ -301,54 +301,29 @@
         <w:pStyle w:val="Heading1"/>
       </w:pPr>
       <w:r>
-        <w:t>Get the companion exercise onto CAE</w:t>
+        <w:t>Companion code</w:t>
       </w:r>
     </w:p>
     <w:p>
       <w:pPr/>
       <w:r>
-        <w:t>On your laptop, open Terminal or PowerShell. Clone the guide repository, then copy it to your CAE home directory:</w:t>
-      </w:r>
-    </w:p>
-    <w:p>
-      <w:pPr>
-        <w:pStyle w:val="Code"/>
-        <w:keepLines/>
-        <w:spacing w:after="160"/>
-      </w:pPr>
-      <w:r>
-        <w:t xml:space="preserve">git clone </w:t>
+        <w:t xml:space="preserve">RTL: </w:t>
       </w:r>
       <w:hyperlink r:id="rId15">
         <w:r>
           <w:rPr>
             <w:color w:val="0563C1"/>
             <w:u w:val="single"/>
-            <w:rFonts w:ascii="Courier New" w:hAnsi="Courier New"/>
-            <w:sz w:val="18"/>
           </w:rPr>
-          <w:t>https://github.com/abhinavnandwani/cae-synopsys-guides.git</w:t>
+          <w:t>https://github.com/abhinavnandwani/cae-synopsys-guides/blob/main/lab/rtl/sb_flop.v</w:t>
         </w:r>
       </w:hyperlink>
-      <w:r>
-        <w:br/>
-        <w:t>scp -r cae-synopsys-guides YOUR_NETID@best-tux.cae.wisc.edu:~/</w:t>
-      </w:r>
+      <w:r/>
     </w:p>
     <w:p>
       <w:pPr/>
       <w:r>
-        <w:t xml:space="preserve">Replace </w:t>
-      </w:r>
-      <w:r>
-        <w:rPr>
-          <w:rFonts w:ascii="Courier New" w:hAnsi="Courier New"/>
-          <w:sz w:val="18"/>
-        </w:rPr>
-        <w:t>YOUR_NETID</w:t>
-      </w:r>
-      <w:r>
-        <w:t xml:space="preserve"> with your NetID. Check a new SSH host key against the CAE fingerprint at </w:t>
+        <w:t xml:space="preserve">Testbench: </w:t>
       </w:r>
       <w:hyperlink r:id="rId16">
         <w:r>
@@ -356,97 +331,57 @@
             <w:color w:val="0563C1"/>
             <w:u w:val="single"/>
           </w:rPr>
-          <w:t>https://kb.wisc.edu/moodle/162780</w:t>
+          <w:t>https://github.com/abhinavnandwani/cae-synopsys-guides/blob/main/lab/tb/tb.sv</w:t>
         </w:r>
       </w:hyperlink>
+      <w:r/>
+    </w:p>
+    <w:p>
+      <w:pPr/>
       <w:r>
-        <w:t xml:space="preserve"> before accepting. If Git is unavailable, extract the repository ZIP, rename its folder to </w:t>
+        <w:t xml:space="preserve">Runner: </w:t>
+      </w:r>
+      <w:hyperlink r:id="rId17">
+        <w:r>
+          <w:rPr>
+            <w:color w:val="0563C1"/>
+            <w:u w:val="single"/>
+          </w:rPr>
+          <w:t>https://github.com/abhinavnandwani/cae-synopsys-guides/blob/main/lab/run_lab.py</w:t>
+        </w:r>
+      </w:hyperlink>
+      <w:r/>
+    </w:p>
+    <w:p>
+      <w:pPr/>
+      <w:r>
+        <w:t xml:space="preserve">Synthesis script: </w:t>
+      </w:r>
+      <w:hyperlink r:id="rId18">
+        <w:r>
+          <w:rPr>
+            <w:color w:val="0563C1"/>
+            <w:u w:val="single"/>
+          </w:rPr>
+          <w:t>https://github.com/abhinavnandwani/cae-synopsys-guides/blob/main/lab/synth/run.tcl</w:t>
+        </w:r>
+      </w:hyperlink>
+      <w:r/>
+    </w:p>
+    <w:p>
+      <w:pPr/>
+      <w:r>
+        <w:t xml:space="preserve">Commands below use </w:t>
       </w:r>
       <w:r>
         <w:rPr>
           <w:rFonts w:ascii="Courier New" w:hAnsi="Courier New"/>
           <w:sz w:val="18"/>
         </w:rPr>
-        <w:t>cae-synopsys-guides</w:t>
+        <w:t>~/cae-synopsys-guides/lab</w:t>
       </w:r>
       <w:r>
-        <w:t>, then run the SCP line. Guacamole does not provide file transfer. The repository README also explains cloning directly on CAE.</w:t>
-      </w:r>
-    </w:p>
-    <w:p>
-      <w:pPr/>
-      <w:r>
-        <w:t>Back in the CAE container terminal:</w:t>
-      </w:r>
-    </w:p>
-    <w:p>
-      <w:pPr>
-        <w:pStyle w:val="Code"/>
-        <w:keepLines/>
-        <w:spacing w:after="160"/>
-      </w:pPr>
-      <w:r>
-        <w:t>cd ~/cae-synopsys-guides/lab</w:t>
-        <w:br/>
-        <w:t>pwd</w:t>
-        <w:br/>
-        <w:t>ls</w:t>
-      </w:r>
-    </w:p>
-    <w:p>
-      <w:pPr/>
-      <w:r>
-        <w:t xml:space="preserve">You should see </w:t>
-      </w:r>
-      <w:r>
-        <w:rPr>
-          <w:rFonts w:ascii="Courier New" w:hAnsi="Courier New"/>
-          <w:sz w:val="18"/>
-        </w:rPr>
-        <w:t>run_lab.py</w:t>
-      </w:r>
-      <w:r>
-        <w:t xml:space="preserve">, </w:t>
-      </w:r>
-      <w:r>
-        <w:rPr>
-          <w:rFonts w:ascii="Courier New" w:hAnsi="Courier New"/>
-          <w:sz w:val="18"/>
-        </w:rPr>
-        <w:t>rtl</w:t>
-      </w:r>
-      <w:r>
-        <w:t xml:space="preserve">, </w:t>
-      </w:r>
-      <w:r>
-        <w:rPr>
-          <w:rFonts w:ascii="Courier New" w:hAnsi="Courier New"/>
-          <w:sz w:val="18"/>
-        </w:rPr>
-        <w:t>tb</w:t>
-      </w:r>
-      <w:r>
-        <w:t xml:space="preserve">, </w:t>
-      </w:r>
-      <w:r>
-        <w:rPr>
-          <w:rFonts w:ascii="Courier New" w:hAnsi="Courier New"/>
-          <w:sz w:val="18"/>
-        </w:rPr>
-        <w:t>synth</w:t>
-      </w:r>
-      <w:r>
-        <w:t xml:space="preserve">, and </w:t>
-      </w:r>
-      <w:r>
-        <w:rPr>
-          <w:rFonts w:ascii="Courier New" w:hAnsi="Courier New"/>
-          <w:sz w:val="18"/>
-        </w:rPr>
-        <w:t>README.md</w:t>
-      </w:r>
-      <w:r>
-        <w:t>. The recorded screenshots use a dated demonstration folder. Use the folder you copied. Keep work in your home directory so it is available across CAE hosts.</w:t>
+        <w:t xml:space="preserve"> as the exercise directory. The recorded screenshots show the original dated demonstration folder.</w:t>
       </w:r>
     </w:p>
     <w:p>
@@ -676,22 +611,7 @@
                 <w:b w:val="0"/>
                 <w:sz w:val="18"/>
               </w:rPr>
-              <w:t xml:space="preserve"> and </w:t>
-            </w:r>
-            <w:r>
-              <w:rPr>
-                <w:rFonts w:ascii="Courier New" w:hAnsi="Courier New"/>
-                <w:b w:val="0"/>
-                <w:sz w:val="18"/>
-              </w:rPr>
-              <w:t>scp</w:t>
-            </w:r>
-            <w:r>
-              <w:rPr>
-                <w:b w:val="0"/>
-                <w:sz w:val="18"/>
-              </w:rPr>
-              <w:t xml:space="preserve"> to reach CAE or transfer files.</w:t>
+              <w:t xml:space="preserve"> to reach the CAE host shell.</w:t>
             </w:r>
           </w:p>
         </w:tc>
@@ -1289,7 +1209,7 @@
                     <pic:cNvPicPr/>
                   </pic:nvPicPr>
                   <pic:blipFill>
-                    <a:blip r:embed="rId17"/>
+                    <a:blip r:embed="rId19"/>
                     <a:srcRect l="0" t="7818" r="26435" b="65448"/>
                     <a:stretch>
                       <a:fillRect/>
@@ -2090,7 +2010,7 @@
                     <pic:cNvPicPr/>
                   </pic:nvPicPr>
                   <pic:blipFill>
-                    <a:blip r:embed="rId18"/>
+                    <a:blip r:embed="rId20"/>
                     <a:srcRect l="0" t="6557" r="0" b="5549"/>
                     <a:stretch>
                       <a:fillRect/>
@@ -2514,7 +2434,7 @@
                     <pic:cNvPicPr/>
                   </pic:nvPicPr>
                   <pic:blipFill>
-                    <a:blip r:embed="rId19"/>
+                    <a:blip r:embed="rId21"/>
                     <a:srcRect l="1778" t="11980" r="81" b="26230"/>
                     <a:stretch>
                       <a:fillRect/>
@@ -3172,7 +3092,7 @@
       <w:r>
         <w:t xml:space="preserve">Setup reference: </w:t>
       </w:r>
-      <w:hyperlink r:id="rId20">
+      <w:hyperlink r:id="rId22">
         <w:r>
           <w:rPr>
             <w:color w:val="0563C1"/>
@@ -3188,7 +3108,7 @@
       <w:r>
         <w:t xml:space="preserve">Debug reference: </w:t>
       </w:r>
-      <w:hyperlink r:id="rId21">
+      <w:hyperlink r:id="rId23">
         <w:r>
           <w:rPr>
             <w:color w:val="0563C1"/>

--- a/guides/cae-rtl-handout.docx
+++ b/guides/cae-rtl-handout.docx
@@ -23,7 +23,7 @@
     <w:p>
       <w:pPr/>
       <w:r>
-        <w:t>Use this guide to inspect and simulate RTL, debug its behavior in Verdi, run a synthesis sanity check, and inspect the resulting schematic in Design Vision. The small register makes the entire loop observable before you apply it to a compute, control, or memory block.</w:t>
+        <w:t>Use this guide to inspect and simulate RTL, debug its behavior in Verdi, run a synthesis sanity check, and inspect the resulting schematic in Design Vision. The small register makes the entire loop observable.</w:t>
       </w:r>
     </w:p>
     <w:p>
@@ -160,7 +160,7 @@
     <w:p>
       <w:pPr/>
       <w:r>
-        <w:t xml:space="preserve">Official CAE login instructions and screenshots: </w:t>
+        <w:t xml:space="preserve">More help with Guacamole sign-in, including CAE's official instructions and screenshots: </w:t>
       </w:r>
       <w:hyperlink r:id="rId13">
         <w:r>
@@ -1408,12 +1408,6 @@
       </w:r>
     </w:p>
     <w:p>
-      <w:pPr/>
-      <w:r>
-        <w:t>For your real block, write down port names, widths, clock and reset behavior, transaction acceptance, output latency, and backpressure or completion rules before relying on a test. Mark unresolved interface decisions explicitly. The architecture repository is the shared source for the top-level diagram and interface decisions; Compute 1 and Compute 2 continue their independent investigations.</w:t>
-      </w:r>
-    </w:p>
-    <w:p>
       <w:r>
         <w:br w:type="page"/>
       </w:r>
@@ -2600,7 +2594,7 @@
     <w:p>
       <w:pPr/>
       <w:r>
-        <w:t>For readability, Design Vision exposes font controls under View, Preferences, Style Settings. Change Normal for labels and Monospace for report text. Prefer enlarging the relevant pane and text before taking a screenshot. Keep the saved source and reports with the image so a reviewer can inspect the underlying evidence.</w:t>
+        <w:t>For readability, Design Vision exposes font controls under View, Preferences, Style Settings. Change Normal for labels and Monospace for report text. Prefer enlarging the relevant pane and text before taking a screenshot. Keep the saved source and reports with the image so you can trace it back to the run.</w:t>
       </w:r>
     </w:p>
     <w:p>
@@ -2673,418 +2667,13 @@
     <w:p>
       <w:pPr/>
       <w:r>
-        <w:t>Positive slack on one reported path does not prove that every path is constrained or that physical timing will pass. Give the PD team the source manifest and timing intent, not just a favorable screenshot.</w:t>
+        <w:t>Positive slack on one reported path does not prove that every path is constrained or that physical timing will pass.</w:t>
       </w:r>
-    </w:p>
-    <w:p>
-      <w:pPr>
-        <w:pStyle w:val="Heading1"/>
-      </w:pPr>
-      <w:r>
-        <w:t>Prepare a useful RTL handoff</w:t>
-      </w:r>
-    </w:p>
-    <w:tbl>
-      <w:tblPr>
-        <w:tblW w:type="auto" w:w="0"/>
-        <w:tblLayout w:type="fixed"/>
-        <w:tblLook w:firstColumn="1" w:firstRow="1" w:lastColumn="0" w:lastRow="0" w:noHBand="0" w:noVBand="1" w:val="04A0"/>
-      </w:tblPr>
-      <w:tblGrid>
-        <w:gridCol w:w="2952"/>
-        <w:gridCol w:w="7128"/>
-      </w:tblGrid>
-      <w:tr>
-        <w:trPr>
-          <w:cantSplit/>
-          <w:tblHeader/>
-        </w:trPr>
-        <w:tc>
-          <w:tcPr>
-            <w:tcW w:type="dxa" w:w="2952"/>
-            <w:tcMar>
-              <w:top w:w="75" w:type="dxa"/>
-              <w:left w:w="75" w:type="dxa"/>
-              <w:bottom w:w="75" w:type="dxa"/>
-              <w:right w:w="75" w:type="dxa"/>
-            </w:tcMar>
-            <w:tcBorders>
-              <w:top w:val="single" w:sz="4" w:color="D5D5D5"/>
-              <w:left w:val="single" w:sz="4" w:color="D5D5D5"/>
-              <w:bottom w:val="single" w:sz="4" w:color="D5D5D5"/>
-              <w:right w:val="single" w:sz="4" w:color="D5D5D5"/>
-            </w:tcBorders>
-            <w:shd w:fill="EEEEEE"/>
-          </w:tcPr>
-          <w:p>
-            <w:pPr>
-              <w:spacing w:after="80" w:before="80"/>
-            </w:pPr>
-            <w:r>
-              <w:rPr>
-                <w:b/>
-                <w:sz w:val="18"/>
-              </w:rPr>
-              <w:t>Handoff item</w:t>
-            </w:r>
-          </w:p>
-        </w:tc>
-        <w:tc>
-          <w:tcPr>
-            <w:tcW w:type="dxa" w:w="7128"/>
-            <w:tcMar>
-              <w:top w:w="75" w:type="dxa"/>
-              <w:left w:w="75" w:type="dxa"/>
-              <w:bottom w:w="75" w:type="dxa"/>
-              <w:right w:w="75" w:type="dxa"/>
-            </w:tcMar>
-            <w:tcBorders>
-              <w:top w:val="single" w:sz="4" w:color="D5D5D5"/>
-              <w:left w:val="single" w:sz="4" w:color="D5D5D5"/>
-              <w:bottom w:val="single" w:sz="4" w:color="D5D5D5"/>
-              <w:right w:val="single" w:sz="4" w:color="D5D5D5"/>
-            </w:tcBorders>
-            <w:shd w:fill="EEEEEE"/>
-          </w:tcPr>
-          <w:p>
-            <w:pPr>
-              <w:spacing w:after="80" w:before="80"/>
-            </w:pPr>
-            <w:r>
-              <w:rPr>
-                <w:b/>
-                <w:sz w:val="18"/>
-              </w:rPr>
-              <w:t>What to include</w:t>
-            </w:r>
-          </w:p>
-        </w:tc>
-      </w:tr>
-      <w:tr>
-        <w:trPr>
-          <w:cantSplit/>
-        </w:trPr>
-        <w:tc>
-          <w:tcPr>
-            <w:tcW w:type="dxa" w:w="2952"/>
-            <w:tcMar>
-              <w:top w:w="75" w:type="dxa"/>
-              <w:left w:w="75" w:type="dxa"/>
-              <w:bottom w:w="75" w:type="dxa"/>
-              <w:right w:w="75" w:type="dxa"/>
-            </w:tcMar>
-            <w:tcBorders>
-              <w:top w:val="single" w:sz="4" w:color="D5D5D5"/>
-              <w:left w:val="single" w:sz="4" w:color="D5D5D5"/>
-              <w:bottom w:val="single" w:sz="4" w:color="D5D5D5"/>
-              <w:right w:val="single" w:sz="4" w:color="D5D5D5"/>
-            </w:tcBorders>
-          </w:tcPr>
-          <w:p>
-            <w:pPr>
-              <w:spacing w:after="80" w:before="80"/>
-            </w:pPr>
-            <w:r>
-              <w:rPr>
-                <w:b w:val="0"/>
-                <w:sz w:val="18"/>
-              </w:rPr>
-              <w:t>Source manifest</w:t>
-            </w:r>
-          </w:p>
-        </w:tc>
-        <w:tc>
-          <w:tcPr>
-            <w:tcW w:type="dxa" w:w="7128"/>
-            <w:tcMar>
-              <w:top w:w="75" w:type="dxa"/>
-              <w:left w:w="75" w:type="dxa"/>
-              <w:bottom w:w="75" w:type="dxa"/>
-              <w:right w:w="75" w:type="dxa"/>
-            </w:tcMar>
-            <w:tcBorders>
-              <w:top w:val="single" w:sz="4" w:color="D5D5D5"/>
-              <w:left w:val="single" w:sz="4" w:color="D5D5D5"/>
-              <w:bottom w:val="single" w:sz="4" w:color="D5D5D5"/>
-              <w:right w:val="single" w:sz="4" w:color="D5D5D5"/>
-            </w:tcBorders>
-          </w:tcPr>
-          <w:p>
-            <w:pPr>
-              <w:spacing w:after="80" w:before="80"/>
-            </w:pPr>
-            <w:r>
-              <w:rPr>
-                <w:b w:val="0"/>
-                <w:sz w:val="18"/>
-              </w:rPr>
-              <w:t>Revision, top, ordered sources, includes, packages, and parameters.</w:t>
-            </w:r>
-          </w:p>
-        </w:tc>
-      </w:tr>
-      <w:tr>
-        <w:trPr>
-          <w:cantSplit/>
-        </w:trPr>
-        <w:tc>
-          <w:tcPr>
-            <w:tcW w:type="dxa" w:w="2952"/>
-            <w:tcMar>
-              <w:top w:w="75" w:type="dxa"/>
-              <w:left w:w="75" w:type="dxa"/>
-              <w:bottom w:w="75" w:type="dxa"/>
-              <w:right w:w="75" w:type="dxa"/>
-            </w:tcMar>
-            <w:tcBorders>
-              <w:top w:val="single" w:sz="4" w:color="D5D5D5"/>
-              <w:left w:val="single" w:sz="4" w:color="D5D5D5"/>
-              <w:bottom w:val="single" w:sz="4" w:color="D5D5D5"/>
-              <w:right w:val="single" w:sz="4" w:color="D5D5D5"/>
-            </w:tcBorders>
-          </w:tcPr>
-          <w:p>
-            <w:pPr>
-              <w:spacing w:after="80" w:before="80"/>
-            </w:pPr>
-            <w:r>
-              <w:rPr>
-                <w:b w:val="0"/>
-                <w:sz w:val="18"/>
-              </w:rPr>
-              <w:t>Interface contract</w:t>
-            </w:r>
-          </w:p>
-        </w:tc>
-        <w:tc>
-          <w:tcPr>
-            <w:tcW w:type="dxa" w:w="7128"/>
-            <w:tcMar>
-              <w:top w:w="75" w:type="dxa"/>
-              <w:left w:w="75" w:type="dxa"/>
-              <w:bottom w:w="75" w:type="dxa"/>
-              <w:right w:w="75" w:type="dxa"/>
-            </w:tcMar>
-            <w:tcBorders>
-              <w:top w:val="single" w:sz="4" w:color="D5D5D5"/>
-              <w:left w:val="single" w:sz="4" w:color="D5D5D5"/>
-              <w:bottom w:val="single" w:sz="4" w:color="D5D5D5"/>
-              <w:right w:val="single" w:sz="4" w:color="D5D5D5"/>
-            </w:tcBorders>
-          </w:tcPr>
-          <w:p>
-            <w:pPr>
-              <w:spacing w:after="80" w:before="80"/>
-            </w:pPr>
-            <w:r>
-              <w:rPr>
-                <w:b w:val="0"/>
-                <w:sz w:val="18"/>
-              </w:rPr>
-              <w:t>Ports, widths, clocks, reset behavior, transactions, latency, and backpressure.</w:t>
-            </w:r>
-          </w:p>
-        </w:tc>
-      </w:tr>
-      <w:tr>
-        <w:trPr>
-          <w:cantSplit/>
-        </w:trPr>
-        <w:tc>
-          <w:tcPr>
-            <w:tcW w:type="dxa" w:w="2952"/>
-            <w:tcMar>
-              <w:top w:w="75" w:type="dxa"/>
-              <w:left w:w="75" w:type="dxa"/>
-              <w:bottom w:w="75" w:type="dxa"/>
-              <w:right w:w="75" w:type="dxa"/>
-            </w:tcMar>
-            <w:tcBorders>
-              <w:top w:val="single" w:sz="4" w:color="D5D5D5"/>
-              <w:left w:val="single" w:sz="4" w:color="D5D5D5"/>
-              <w:bottom w:val="single" w:sz="4" w:color="D5D5D5"/>
-              <w:right w:val="single" w:sz="4" w:color="D5D5D5"/>
-            </w:tcBorders>
-          </w:tcPr>
-          <w:p>
-            <w:pPr>
-              <w:spacing w:after="80" w:before="80"/>
-            </w:pPr>
-            <w:r>
-              <w:rPr>
-                <w:b w:val="0"/>
-                <w:sz w:val="18"/>
-              </w:rPr>
-              <w:t>Implementation status</w:t>
-            </w:r>
-          </w:p>
-        </w:tc>
-        <w:tc>
-          <w:tcPr>
-            <w:tcW w:type="dxa" w:w="7128"/>
-            <w:tcMar>
-              <w:top w:w="75" w:type="dxa"/>
-              <w:left w:w="75" w:type="dxa"/>
-              <w:bottom w:w="75" w:type="dxa"/>
-              <w:right w:w="75" w:type="dxa"/>
-            </w:tcMar>
-            <w:tcBorders>
-              <w:top w:val="single" w:sz="4" w:color="D5D5D5"/>
-              <w:left w:val="single" w:sz="4" w:color="D5D5D5"/>
-              <w:bottom w:val="single" w:sz="4" w:color="D5D5D5"/>
-              <w:right w:val="single" w:sz="4" w:color="D5D5D5"/>
-            </w:tcBorders>
-          </w:tcPr>
-          <w:p>
-            <w:pPr>
-              <w:spacing w:after="80" w:before="80"/>
-            </w:pPr>
-            <w:r>
-              <w:rPr>
-                <w:b w:val="0"/>
-                <w:sz w:val="18"/>
-              </w:rPr>
-              <w:t>Identify real RTL, stubs, black boxes, and unresolved behavior.</w:t>
-            </w:r>
-          </w:p>
-        </w:tc>
-      </w:tr>
-      <w:tr>
-        <w:trPr>
-          <w:cantSplit/>
-        </w:trPr>
-        <w:tc>
-          <w:tcPr>
-            <w:tcW w:type="dxa" w:w="2952"/>
-            <w:tcMar>
-              <w:top w:w="75" w:type="dxa"/>
-              <w:left w:w="75" w:type="dxa"/>
-              <w:bottom w:w="75" w:type="dxa"/>
-              <w:right w:w="75" w:type="dxa"/>
-            </w:tcMar>
-            <w:tcBorders>
-              <w:top w:val="single" w:sz="4" w:color="D5D5D5"/>
-              <w:left w:val="single" w:sz="4" w:color="D5D5D5"/>
-              <w:bottom w:val="single" w:sz="4" w:color="D5D5D5"/>
-              <w:right w:val="single" w:sz="4" w:color="D5D5D5"/>
-            </w:tcBorders>
-          </w:tcPr>
-          <w:p>
-            <w:pPr>
-              <w:spacing w:after="80" w:before="80"/>
-            </w:pPr>
-            <w:r>
-              <w:rPr>
-                <w:b w:val="0"/>
-                <w:sz w:val="18"/>
-              </w:rPr>
-              <w:t>Verification evidence</w:t>
-            </w:r>
-          </w:p>
-        </w:tc>
-        <w:tc>
-          <w:tcPr>
-            <w:tcW w:type="dxa" w:w="7128"/>
-            <w:tcMar>
-              <w:top w:w="75" w:type="dxa"/>
-              <w:left w:w="75" w:type="dxa"/>
-              <w:bottom w:w="75" w:type="dxa"/>
-              <w:right w:w="75" w:type="dxa"/>
-            </w:tcMar>
-            <w:tcBorders>
-              <w:top w:val="single" w:sz="4" w:color="D5D5D5"/>
-              <w:left w:val="single" w:sz="4" w:color="D5D5D5"/>
-              <w:bottom w:val="single" w:sz="4" w:color="D5D5D5"/>
-              <w:right w:val="single" w:sz="4" w:color="D5D5D5"/>
-            </w:tcBorders>
-          </w:tcPr>
-          <w:p>
-            <w:pPr>
-              <w:spacing w:after="80" w:before="80"/>
-            </w:pPr>
-            <w:r>
-              <w:rPr>
-                <w:b w:val="0"/>
-                <w:sz w:val="18"/>
-              </w:rPr>
-              <w:t>Commands, checks, known limitations, logs, and a representative waveform.</w:t>
-            </w:r>
-          </w:p>
-        </w:tc>
-      </w:tr>
-      <w:tr>
-        <w:trPr>
-          <w:cantSplit/>
-        </w:trPr>
-        <w:tc>
-          <w:tcPr>
-            <w:tcW w:type="dxa" w:w="2952"/>
-            <w:tcMar>
-              <w:top w:w="75" w:type="dxa"/>
-              <w:left w:w="75" w:type="dxa"/>
-              <w:bottom w:w="75" w:type="dxa"/>
-              <w:right w:w="75" w:type="dxa"/>
-            </w:tcMar>
-            <w:tcBorders>
-              <w:top w:val="single" w:sz="4" w:color="D5D5D5"/>
-              <w:left w:val="single" w:sz="4" w:color="D5D5D5"/>
-              <w:bottom w:val="single" w:sz="4" w:color="D5D5D5"/>
-              <w:right w:val="single" w:sz="4" w:color="D5D5D5"/>
-            </w:tcBorders>
-          </w:tcPr>
-          <w:p>
-            <w:pPr>
-              <w:spacing w:after="80" w:before="80"/>
-            </w:pPr>
-            <w:r>
-              <w:rPr>
-                <w:b w:val="0"/>
-                <w:sz w:val="18"/>
-              </w:rPr>
-              <w:t>Synthesis evidence</w:t>
-            </w:r>
-          </w:p>
-        </w:tc>
-        <w:tc>
-          <w:tcPr>
-            <w:tcW w:type="dxa" w:w="7128"/>
-            <w:tcMar>
-              <w:top w:w="75" w:type="dxa"/>
-              <w:left w:w="75" w:type="dxa"/>
-              <w:bottom w:w="75" w:type="dxa"/>
-              <w:right w:w="75" w:type="dxa"/>
-            </w:tcMar>
-            <w:tcBorders>
-              <w:top w:val="single" w:sz="4" w:color="D5D5D5"/>
-              <w:left w:val="single" w:sz="4" w:color="D5D5D5"/>
-              <w:bottom w:val="single" w:sz="4" w:color="D5D5D5"/>
-              <w:right w:val="single" w:sz="4" w:color="D5D5D5"/>
-            </w:tcBorders>
-          </w:tcPr>
-          <w:p>
-            <w:pPr>
-              <w:spacing w:after="80" w:before="80"/>
-            </w:pPr>
-            <w:r>
-              <w:rPr>
-                <w:b w:val="0"/>
-                <w:sz w:val="18"/>
-              </w:rPr>
-              <w:t>Tool and library, constraints, diagnostics, mapped outputs, area, and timing.</w:t>
-            </w:r>
-          </w:p>
-        </w:tc>
-      </w:tr>
-    </w:tbl>
-    <w:p>
-      <w:pPr>
-        <w:spacing w:after="0"/>
-      </w:pPr>
     </w:p>
     <w:p>
       <w:pPr/>
       <w:r>
-        <w:t>Complete one edit, rebuild, simulation inspection, synthesis check, and schematic inspection on your block before reporting that its development loop works. Keep Compute 1 and Compute 2 deliverables independent; use the architecture interfaces as the shared reference. Close Verdi and Design Vision when finished, then leave the container and log out of the CAE desktop.</w:t>
+        <w:t>Close Verdi and Design Vision when finished, then leave the container and log out of the CAE desktop.</w:t>
       </w:r>
     </w:p>
     <w:p>
